--- a/treasury-platform/docs/30-readiness/word/DOC-F06-appuser-state-diagram.docx
+++ b/treasury-platform/docs/30-readiness/word/DOC-F06-appuser-state-diagram.docx
@@ -13558,7 +13558,7 @@
           <w:szCs w:val="21"/>
           <w:rtl/>
         </w:rPr>
-        <w:t xml:space="preserve">«يمر في CI» يعني tools/ci/db_ci.sh في حاوية التطوير (41 حالة عزل، T1-T38). لم يعمل CI على GitHub بعد (O-02 في tools/dbgen/erd_open_items.py:22).</w:t>
+        <w:t xml:space="preserve">«يمر في CI» يعني tools/ci/db_ci.sh (41 حالة عزل، T1-T38) في حاوية التطوير وعلى GitHub، وأول تشغيل أخضر هناك في 2026-10-12 (O-02 في tools/dbgen/erd_open_items.py:22).</w:t>
       </w:r>
     </w:p>
     <w:p>

--- a/treasury-platform/docs/30-readiness/word/DOC-F06-appuser-state-diagram.docx
+++ b/treasury-platform/docs/30-readiness/word/DOC-F06-appuser-state-diagram.docx
@@ -6556,7 +6556,7 @@
           <w:szCs w:val="21"/>
           <w:rtl/>
         </w:rPr>
-        <w:t xml:space="preserve">القفل لا يُسجَّل اليوم إلا في sec.LoginAttempt. كتابة صف aud.AuditLog لمحاولات ما قبل الربط قرار في DOC-F03 (DQ-F03-10).</w:t>
+        <w:t xml:space="preserve">القفل يُسجَّل في sec.LoginAttempt، وينسخه قادح إلى aud.AuditLog منذ ADR 0007 (DQ-F03-10)، وكذلك فك القفل وتغيير الحالة وإعادة MFA التي يكتبها إجراء كل منها.</w:t>
       </w:r>
     </w:p>
     <w:p>
@@ -14273,14 +14273,23 @@
             </w:pPr>
             <w:r>
               <w:rPr>
-                <w:rFonts w:ascii="Arial" w:cs="Arial" w:eastAsia="Arial" w:hAnsi="Arial"/>
-                <w:b w:val="false"/>
-                <w:bCs w:val="false"/>
-                <w:sz w:val="18"/>
-                <w:szCs w:val="18"/>
-                <w:rtl/>
-              </w:rPr>
-              <w:t xml:space="preserve">لا: رمز واحد كما في DOC-F07، مع إعادة مصادقة للفعلين الحساسين</w:t>
+                <w:rFonts w:ascii="Segoe UI Emoji" w:cs="Segoe UI Emoji" w:eastAsia="Segoe UI Emoji" w:hAnsi="Segoe UI Emoji"/>
+                <w:sz w:val="18"/>
+                <w:szCs w:val="18"/>
+                <w:rtl/>
+              </w:rPr>
+              <w:t xml:space="preserve">✅</w:t>
+            </w:r>
+            <w:r>
+              <w:rPr>
+                <w:rFonts w:ascii="Arial" w:cs="Arial" w:eastAsia="Arial" w:hAnsi="Arial"/>
+                <w:b w:val="false"/>
+                <w:bCs w:val="false"/>
+                <w:sz w:val="18"/>
+                <w:szCs w:val="18"/>
+                <w:rtl/>
+              </w:rPr>
+              <w:t xml:space="preserve"> معتمد من المالك (2026-10-12): لا: رمز واحد كما في DOC-F07، مع إعادة مصادقة للفعلين الحساسين</w:t>
             </w:r>
           </w:p>
         </w:tc>
@@ -14461,14 +14470,23 @@
             </w:pPr>
             <w:r>
               <w:rPr>
-                <w:rFonts w:ascii="Arial" w:cs="Arial" w:eastAsia="Arial" w:hAnsi="Arial"/>
-                <w:b w:val="false"/>
-                <w:bCs w:val="false"/>
-                <w:sz w:val="18"/>
-                <w:szCs w:val="18"/>
-                <w:rtl/>
-              </w:rPr>
-              <w:t xml:space="preserve">إجراء منصة مُراجَع ينفّذه المشغّل بطلب خطي من المشترك</w:t>
+                <w:rFonts w:ascii="Segoe UI Emoji" w:cs="Segoe UI Emoji" w:eastAsia="Segoe UI Emoji" w:hAnsi="Segoe UI Emoji"/>
+                <w:sz w:val="18"/>
+                <w:szCs w:val="18"/>
+                <w:rtl/>
+              </w:rPr>
+              <w:t xml:space="preserve">✅</w:t>
+            </w:r>
+            <w:r>
+              <w:rPr>
+                <w:rFonts w:ascii="Arial" w:cs="Arial" w:eastAsia="Arial" w:hAnsi="Arial"/>
+                <w:b w:val="false"/>
+                <w:bCs w:val="false"/>
+                <w:sz w:val="18"/>
+                <w:szCs w:val="18"/>
+                <w:rtl/>
+              </w:rPr>
+              <w:t xml:space="preserve"> معتمد من المالك (2026-10-12): إجراء منصة مُراجَع ينفّذه المشغّل بطلب خطي من المشترك</w:t>
             </w:r>
           </w:p>
         </w:tc>
@@ -14648,14 +14666,23 @@
             </w:pPr>
             <w:r>
               <w:rPr>
-                <w:rFonts w:ascii="Arial" w:cs="Arial" w:eastAsia="Arial" w:hAnsi="Arial"/>
-                <w:b w:val="false"/>
-                <w:bCs w:val="false"/>
-                <w:sz w:val="18"/>
-                <w:szCs w:val="18"/>
-                <w:rtl/>
-              </w:rPr>
-              <w:t xml:space="preserve">تبقى INVITED، ويعيد المدير الإرسال أو يؤرشف؛ لا أرشفة آلية</w:t>
+                <w:rFonts w:ascii="Segoe UI Emoji" w:cs="Segoe UI Emoji" w:eastAsia="Segoe UI Emoji" w:hAnsi="Segoe UI Emoji"/>
+                <w:sz w:val="18"/>
+                <w:szCs w:val="18"/>
+                <w:rtl/>
+              </w:rPr>
+              <w:t xml:space="preserve">✅</w:t>
+            </w:r>
+            <w:r>
+              <w:rPr>
+                <w:rFonts w:ascii="Arial" w:cs="Arial" w:eastAsia="Arial" w:hAnsi="Arial"/>
+                <w:b w:val="false"/>
+                <w:bCs w:val="false"/>
+                <w:sz w:val="18"/>
+                <w:szCs w:val="18"/>
+                <w:rtl/>
+              </w:rPr>
+              <w:t xml:space="preserve"> معتمد من المالك (2026-10-12): تبقى INVITED، ويعيد المدير الإرسال أو يؤرشف؛ لا أرشفة آلية</w:t>
             </w:r>
           </w:p>
         </w:tc>
@@ -14836,14 +14863,23 @@
             </w:pPr>
             <w:r>
               <w:rPr>
-                <w:rFonts w:ascii="Arial" w:cs="Arial" w:eastAsia="Arial" w:hAnsi="Arial"/>
-                <w:b w:val="false"/>
-                <w:bCs w:val="false"/>
-                <w:sz w:val="18"/>
-                <w:szCs w:val="18"/>
-                <w:rtl/>
-              </w:rPr>
-              <w:t xml:space="preserve">في S0 تظهر في شاشة المستخدمين وتقرير R-PLT-4</w:t>
+                <w:rFonts w:ascii="Segoe UI Emoji" w:cs="Segoe UI Emoji" w:eastAsia="Segoe UI Emoji" w:hAnsi="Segoe UI Emoji"/>
+                <w:sz w:val="18"/>
+                <w:szCs w:val="18"/>
+                <w:rtl/>
+              </w:rPr>
+              <w:t xml:space="preserve">✅</w:t>
+            </w:r>
+            <w:r>
+              <w:rPr>
+                <w:rFonts w:ascii="Arial" w:cs="Arial" w:eastAsia="Arial" w:hAnsi="Arial"/>
+                <w:b w:val="false"/>
+                <w:bCs w:val="false"/>
+                <w:sz w:val="18"/>
+                <w:szCs w:val="18"/>
+                <w:rtl/>
+              </w:rPr>
+              <w:t xml:space="preserve"> معتمد من المالك (2026-10-12): في S0 تظهر في شاشة المستخدمين وتقرير R-PLT-4</w:t>
             </w:r>
           </w:p>
         </w:tc>
